--- a/2025_2026_DSBA_AI_StatisticsforDataScience/Detailed_Summary_Statistics_for_Data_Science.docx
+++ b/2025_2026_DSBA_AI_StatisticsforDataScience/Detailed_Summary_Statistics_for_Data_Science.docx
@@ -3978,7 +3978,6 @@
                                     <w:text/>
                                   </w:sdtPr>
                                   <w:sdtContent>
-                                    <w:proofErr w:type="spellStart"/>
                                     <w:r>
                                       <w:rPr>
                                         <w:b/>
@@ -3986,57 +3985,7 @@
                                         <w:sz w:val="22"/>
                                         <w:szCs w:val="22"/>
                                       </w:rPr>
-                                      <w:t>Deze</w:t>
-                                    </w:r>
-                                    <w:proofErr w:type="spellEnd"/>
-                                    <w:r>
-                                      <w:rPr>
-                                        <w:b/>
-                                        <w:bCs/>
-                                        <w:sz w:val="22"/>
-                                        <w:szCs w:val="22"/>
-                                      </w:rPr>
-                                      <w:t xml:space="preserve"> </w:t>
-                                    </w:r>
-                                    <w:proofErr w:type="spellStart"/>
-                                    <w:r>
-                                      <w:rPr>
-                                        <w:b/>
-                                        <w:bCs/>
-                                        <w:sz w:val="22"/>
-                                        <w:szCs w:val="22"/>
-                                      </w:rPr>
-                                      <w:t>samenvatting</w:t>
-                                    </w:r>
-                                    <w:proofErr w:type="spellEnd"/>
-                                    <w:r>
-                                      <w:rPr>
-                                        <w:b/>
-                                        <w:bCs/>
-                                        <w:sz w:val="22"/>
-                                        <w:szCs w:val="22"/>
-                                      </w:rPr>
-                                      <w:t xml:space="preserve"> is </w:t>
-                                    </w:r>
-                                    <w:proofErr w:type="spellStart"/>
-                                    <w:r>
-                                      <w:rPr>
-                                        <w:b/>
-                                        <w:bCs/>
-                                        <w:sz w:val="22"/>
-                                        <w:szCs w:val="22"/>
-                                      </w:rPr>
-                                      <w:t>gebaseerd</w:t>
-                                    </w:r>
-                                    <w:proofErr w:type="spellEnd"/>
-                                    <w:r>
-                                      <w:rPr>
-                                        <w:b/>
-                                        <w:bCs/>
-                                        <w:sz w:val="22"/>
-                                        <w:szCs w:val="22"/>
-                                      </w:rPr>
-                                      <w:t xml:space="preserve"> op de slides ‘Lecture 1’ van Dennis Fok (Statistics for Data Science).</w:t>
+                                      <w:t>Deze samenvatting is gebaseerd op de slides ‘Lecture 1’ van Dennis Fok (Statistics for Data Science).</w:t>
                                     </w:r>
                                   </w:sdtContent>
                                 </w:sdt>
@@ -4126,7 +4075,6 @@
                               <w:text/>
                             </w:sdtPr>
                             <w:sdtContent>
-                              <w:proofErr w:type="spellStart"/>
                               <w:r>
                                 <w:rPr>
                                   <w:b/>
@@ -4134,57 +4082,7 @@
                                   <w:sz w:val="22"/>
                                   <w:szCs w:val="22"/>
                                 </w:rPr>
-                                <w:t>Deze</w:t>
-                              </w:r>
-                              <w:proofErr w:type="spellEnd"/>
-                              <w:r>
-                                <w:rPr>
-                                  <w:b/>
-                                  <w:bCs/>
-                                  <w:sz w:val="22"/>
-                                  <w:szCs w:val="22"/>
-                                </w:rPr>
-                                <w:t xml:space="preserve"> </w:t>
-                              </w:r>
-                              <w:proofErr w:type="spellStart"/>
-                              <w:r>
-                                <w:rPr>
-                                  <w:b/>
-                                  <w:bCs/>
-                                  <w:sz w:val="22"/>
-                                  <w:szCs w:val="22"/>
-                                </w:rPr>
-                                <w:t>samenvatting</w:t>
-                              </w:r>
-                              <w:proofErr w:type="spellEnd"/>
-                              <w:r>
-                                <w:rPr>
-                                  <w:b/>
-                                  <w:bCs/>
-                                  <w:sz w:val="22"/>
-                                  <w:szCs w:val="22"/>
-                                </w:rPr>
-                                <w:t xml:space="preserve"> is </w:t>
-                              </w:r>
-                              <w:proofErr w:type="spellStart"/>
-                              <w:r>
-                                <w:rPr>
-                                  <w:b/>
-                                  <w:bCs/>
-                                  <w:sz w:val="22"/>
-                                  <w:szCs w:val="22"/>
-                                </w:rPr>
-                                <w:t>gebaseerd</w:t>
-                              </w:r>
-                              <w:proofErr w:type="spellEnd"/>
-                              <w:r>
-                                <w:rPr>
-                                  <w:b/>
-                                  <w:bCs/>
-                                  <w:sz w:val="22"/>
-                                  <w:szCs w:val="22"/>
-                                </w:rPr>
-                                <w:t xml:space="preserve"> op de slides ‘Lecture 1’ van Dennis Fok (Statistics for Data Science).</w:t>
+                                <w:t>Deze samenvatting is gebaseerd op de slides ‘Lecture 1’ van Dennis Fok (Statistics for Data Science).</w:t>
                               </w:r>
                             </w:sdtContent>
                           </w:sdt>
@@ -7360,6 +7258,1202 @@
         <w:rPr>
           <w:rFonts w:ascii="Aptos" w:hAnsi="Aptos"/>
           <w:lang w:val="nl-NL"/>
+        </w:rPr>
+      </w:pPr>
+      <w:r>
+        <w:rPr>
+          <w:rFonts w:ascii="Aptos" w:hAnsi="Aptos"/>
+          <w:lang w:val="nl-NL"/>
+        </w:rPr>
+        <w:br w:type="page"/>
+      </w:r>
+    </w:p>
+    <w:p>
+      <w:pPr>
+        <w:pStyle w:val="Heading2"/>
+        <w:spacing w:before="0"/>
+        <w:rPr>
+          <w:rFonts w:ascii="Lato" w:hAnsi="Lato"/>
+          <w:color w:val="273540"/>
+          <w:lang w:val="nl-NL"/>
+        </w:rPr>
+      </w:pPr>
+      <w:r>
+        <w:rPr>
+          <w:rFonts w:ascii="Lato" w:hAnsi="Lato"/>
+          <w:b/>
+          <w:bCs/>
+          <w:color w:val="273540"/>
+          <w:lang w:val="nl-NL"/>
+        </w:rPr>
+        <w:lastRenderedPageBreak/>
+        <w:t xml:space="preserve">Hint voor opnemen van variabelen met (bv) </w:t>
+      </w:r>
+      <w:proofErr w:type="gramStart"/>
+      <w:r>
+        <w:rPr>
+          <w:rFonts w:ascii="Lato" w:hAnsi="Lato"/>
+          <w:b/>
+          <w:bCs/>
+          <w:color w:val="273540"/>
+          <w:lang w:val="nl-NL"/>
+        </w:rPr>
+        <w:t>een .</w:t>
+      </w:r>
+      <w:proofErr w:type="gramEnd"/>
+      <w:r>
+        <w:rPr>
+          <w:rFonts w:ascii="Lato" w:hAnsi="Lato"/>
+          <w:b/>
+          <w:bCs/>
+          <w:color w:val="273540"/>
+          <w:lang w:val="nl-NL"/>
+        </w:rPr>
+        <w:t xml:space="preserve"> in een model</w:t>
+      </w:r>
+    </w:p>
+    <w:p>
+      <w:pPr>
+        <w:pStyle w:val="NormalWeb"/>
+        <w:spacing w:before="180" w:beforeAutospacing="0" w:after="180" w:afterAutospacing="0"/>
+        <w:rPr>
+          <w:rFonts w:ascii="Lato" w:hAnsi="Lato"/>
+          <w:color w:val="273540"/>
+        </w:rPr>
+      </w:pPr>
+      <w:r>
+        <w:rPr>
+          <w:rFonts w:ascii="Lato" w:hAnsi="Lato"/>
+          <w:color w:val="273540"/>
+        </w:rPr>
+        <w:t>Nav een vraag vandaag. Hieronder wat uitleg over het opnemen van een variabele in een model als de naam "vreemde" tekens bevat:</w:t>
+      </w:r>
+    </w:p>
+    <w:p>
+      <w:pPr>
+        <w:pStyle w:val="NormalWeb"/>
+        <w:spacing w:before="180" w:beforeAutospacing="0" w:after="180" w:afterAutospacing="0"/>
+        <w:rPr>
+          <w:rFonts w:ascii="Lato" w:hAnsi="Lato"/>
+          <w:color w:val="273540"/>
+        </w:rPr>
+      </w:pPr>
+      <w:r>
+        <w:rPr>
+          <w:rFonts w:ascii="Lato" w:hAnsi="Lato"/>
+          <w:color w:val="273540"/>
+        </w:rPr>
+        <w:t>(copy-paste van de online help)</w:t>
+      </w:r>
+    </w:p>
+    <w:p>
+      <w:pPr>
+        <w:pStyle w:val="NormalWeb"/>
+        <w:spacing w:before="180" w:beforeAutospacing="0" w:after="180" w:afterAutospacing="0"/>
+        <w:rPr>
+          <w:rFonts w:ascii="Lato" w:hAnsi="Lato"/>
+          <w:color w:val="273540"/>
+        </w:rPr>
+      </w:pPr>
+      <w:r>
+        <w:rPr>
+          <w:rFonts w:ascii="Lato" w:hAnsi="Lato"/>
+          <w:color w:val="273540"/>
+        </w:rPr>
+        <w:t>A way to ‘quote’ variable names, especially ones that do not otherwise meet Python’s variable name rules.</w:t>
+      </w:r>
+    </w:p>
+    <w:p>
+      <w:pPr>
+        <w:pStyle w:val="NormalWeb"/>
+        <w:spacing w:before="180" w:beforeAutospacing="0" w:after="180" w:afterAutospacing="0"/>
+        <w:rPr>
+          <w:rFonts w:ascii="Lato" w:hAnsi="Lato"/>
+          <w:color w:val="273540"/>
+        </w:rPr>
+      </w:pPr>
+      <w:r>
+        <w:rPr>
+          <w:rFonts w:ascii="Lato" w:hAnsi="Lato"/>
+          <w:color w:val="273540"/>
+        </w:rPr>
+        <w:t>If</w:t>
+      </w:r>
+      <w:r>
+        <w:rPr>
+          <w:rStyle w:val="apple-converted-space"/>
+          <w:rFonts w:ascii="Lato" w:hAnsi="Lato"/>
+          <w:color w:val="273540"/>
+        </w:rPr>
+        <w:t> </w:t>
+      </w:r>
+      <w:r>
+        <w:rPr>
+          <w:rStyle w:val="pre"/>
+          <w:rFonts w:ascii="Monaco" w:hAnsi="Monaco" w:cs="Courier New"/>
+          <w:color w:val="C71F23"/>
+          <w:sz w:val="20"/>
+          <w:szCs w:val="20"/>
+          <w:bdr w:val="single" w:sz="6" w:space="0" w:color="E8EAEC" w:frame="1"/>
+          <w:shd w:val="clear" w:color="auto" w:fill="F2F4F4"/>
+        </w:rPr>
+        <w:t>x</w:t>
+      </w:r>
+      <w:r>
+        <w:rPr>
+          <w:rStyle w:val="apple-converted-space"/>
+          <w:rFonts w:ascii="Lato" w:hAnsi="Lato"/>
+          <w:color w:val="273540"/>
+        </w:rPr>
+        <w:t> </w:t>
+      </w:r>
+      <w:r>
+        <w:rPr>
+          <w:rFonts w:ascii="Lato" w:hAnsi="Lato"/>
+          <w:color w:val="273540"/>
+        </w:rPr>
+        <w:t>is a variable,</w:t>
+      </w:r>
+      <w:r>
+        <w:rPr>
+          <w:rStyle w:val="apple-converted-space"/>
+          <w:rFonts w:ascii="Lato" w:hAnsi="Lato"/>
+          <w:color w:val="273540"/>
+        </w:rPr>
+        <w:t> </w:t>
+      </w:r>
+      <w:r>
+        <w:rPr>
+          <w:rStyle w:val="pre"/>
+          <w:rFonts w:ascii="Monaco" w:hAnsi="Monaco" w:cs="Courier New"/>
+          <w:color w:val="C71F23"/>
+          <w:sz w:val="20"/>
+          <w:szCs w:val="20"/>
+          <w:bdr w:val="single" w:sz="6" w:space="0" w:color="E8EAEC" w:frame="1"/>
+          <w:shd w:val="clear" w:color="auto" w:fill="F2F4F4"/>
+        </w:rPr>
+        <w:t>Q("x")</w:t>
+      </w:r>
+      <w:r>
+        <w:rPr>
+          <w:rStyle w:val="apple-converted-space"/>
+          <w:rFonts w:ascii="Lato" w:hAnsi="Lato"/>
+          <w:color w:val="273540"/>
+        </w:rPr>
+        <w:t> </w:t>
+      </w:r>
+      <w:r>
+        <w:rPr>
+          <w:rFonts w:ascii="Lato" w:hAnsi="Lato"/>
+          <w:color w:val="273540"/>
+        </w:rPr>
+        <w:t>returns the value of</w:t>
+      </w:r>
+      <w:r>
+        <w:rPr>
+          <w:rStyle w:val="apple-converted-space"/>
+          <w:rFonts w:ascii="Lato" w:hAnsi="Lato"/>
+          <w:color w:val="273540"/>
+        </w:rPr>
+        <w:t> </w:t>
+      </w:r>
+      <w:r>
+        <w:rPr>
+          <w:rStyle w:val="pre"/>
+          <w:rFonts w:ascii="Monaco" w:hAnsi="Monaco" w:cs="Courier New"/>
+          <w:color w:val="C71F23"/>
+          <w:sz w:val="20"/>
+          <w:szCs w:val="20"/>
+          <w:bdr w:val="single" w:sz="6" w:space="0" w:color="E8EAEC" w:frame="1"/>
+          <w:shd w:val="clear" w:color="auto" w:fill="F2F4F4"/>
+        </w:rPr>
+        <w:t>x</w:t>
+      </w:r>
+      <w:r>
+        <w:rPr>
+          <w:rFonts w:ascii="Lato" w:hAnsi="Lato"/>
+          <w:color w:val="273540"/>
+        </w:rPr>
+        <w:t>. (Note that</w:t>
+      </w:r>
+      <w:r>
+        <w:rPr>
+          <w:rStyle w:val="apple-converted-space"/>
+          <w:rFonts w:ascii="Lato" w:hAnsi="Lato"/>
+          <w:color w:val="273540"/>
+        </w:rPr>
+        <w:t> </w:t>
+      </w:r>
+      <w:r>
+        <w:rPr>
+          <w:rStyle w:val="pre"/>
+          <w:rFonts w:ascii="Monaco" w:hAnsi="Monaco" w:cs="Courier New"/>
+          <w:color w:val="C71F23"/>
+          <w:sz w:val="20"/>
+          <w:szCs w:val="20"/>
+          <w:bdr w:val="single" w:sz="6" w:space="0" w:color="E8EAEC" w:frame="1"/>
+          <w:shd w:val="clear" w:color="auto" w:fill="F2F4F4"/>
+        </w:rPr>
+        <w:t>Q</w:t>
+      </w:r>
+      <w:r>
+        <w:rPr>
+          <w:rStyle w:val="apple-converted-space"/>
+          <w:rFonts w:ascii="Lato" w:hAnsi="Lato"/>
+          <w:color w:val="273540"/>
+        </w:rPr>
+        <w:t> </w:t>
+      </w:r>
+      <w:r>
+        <w:rPr>
+          <w:rFonts w:ascii="Lato" w:hAnsi="Lato"/>
+          <w:color w:val="273540"/>
+        </w:rPr>
+        <w:t>takes the</w:t>
+      </w:r>
+      <w:r>
+        <w:rPr>
+          <w:rStyle w:val="apple-converted-space"/>
+          <w:rFonts w:ascii="Lato" w:hAnsi="Lato"/>
+          <w:color w:val="273540"/>
+        </w:rPr>
+        <w:t> </w:t>
+      </w:r>
+      <w:r>
+        <w:rPr>
+          <w:rStyle w:val="Emphasis"/>
+          <w:rFonts w:ascii="Lato" w:hAnsi="Lato"/>
+          <w:color w:val="273540"/>
+        </w:rPr>
+        <w:t>string</w:t>
+      </w:r>
+      <w:r>
+        <w:rPr>
+          <w:rStyle w:val="apple-converted-space"/>
+          <w:rFonts w:ascii="Lato" w:hAnsi="Lato"/>
+          <w:color w:val="273540"/>
+        </w:rPr>
+        <w:t> </w:t>
+      </w:r>
+      <w:r>
+        <w:rPr>
+          <w:rStyle w:val="pre"/>
+          <w:rFonts w:ascii="Monaco" w:hAnsi="Monaco" w:cs="Courier New"/>
+          <w:color w:val="C71F23"/>
+          <w:sz w:val="20"/>
+          <w:szCs w:val="20"/>
+          <w:bdr w:val="single" w:sz="6" w:space="0" w:color="E8EAEC" w:frame="1"/>
+          <w:shd w:val="clear" w:color="auto" w:fill="F2F4F4"/>
+        </w:rPr>
+        <w:t>"x"</w:t>
+      </w:r>
+      <w:r>
+        <w:rPr>
+          <w:rFonts w:ascii="Lato" w:hAnsi="Lato"/>
+          <w:color w:val="273540"/>
+        </w:rPr>
+        <w:t>, not the value of</w:t>
+      </w:r>
+      <w:r>
+        <w:rPr>
+          <w:rStyle w:val="apple-converted-space"/>
+          <w:rFonts w:ascii="Lato" w:hAnsi="Lato"/>
+          <w:color w:val="273540"/>
+        </w:rPr>
+        <w:t> </w:t>
+      </w:r>
+      <w:r>
+        <w:rPr>
+          <w:rStyle w:val="pre"/>
+          <w:rFonts w:ascii="Monaco" w:hAnsi="Monaco" w:cs="Courier New"/>
+          <w:color w:val="C71F23"/>
+          <w:sz w:val="20"/>
+          <w:szCs w:val="20"/>
+          <w:bdr w:val="single" w:sz="6" w:space="0" w:color="E8EAEC" w:frame="1"/>
+          <w:shd w:val="clear" w:color="auto" w:fill="F2F4F4"/>
+        </w:rPr>
+        <w:t>x</w:t>
+      </w:r>
+      <w:r>
+        <w:rPr>
+          <w:rStyle w:val="apple-converted-space"/>
+          <w:rFonts w:ascii="Lato" w:hAnsi="Lato"/>
+          <w:color w:val="273540"/>
+        </w:rPr>
+        <w:t> </w:t>
+      </w:r>
+      <w:r>
+        <w:rPr>
+          <w:rFonts w:ascii="Lato" w:hAnsi="Lato"/>
+          <w:color w:val="273540"/>
+        </w:rPr>
+        <w:t>itself.) This works even if instead of</w:t>
+      </w:r>
+      <w:r>
+        <w:rPr>
+          <w:rStyle w:val="apple-converted-space"/>
+          <w:rFonts w:ascii="Lato" w:hAnsi="Lato"/>
+          <w:color w:val="273540"/>
+        </w:rPr>
+        <w:t> </w:t>
+      </w:r>
+      <w:r>
+        <w:rPr>
+          <w:rStyle w:val="pre"/>
+          <w:rFonts w:ascii="Monaco" w:hAnsi="Monaco" w:cs="Courier New"/>
+          <w:color w:val="C71F23"/>
+          <w:sz w:val="20"/>
+          <w:szCs w:val="20"/>
+          <w:bdr w:val="single" w:sz="6" w:space="0" w:color="E8EAEC" w:frame="1"/>
+          <w:shd w:val="clear" w:color="auto" w:fill="F2F4F4"/>
+        </w:rPr>
+        <w:t>x</w:t>
+      </w:r>
+      <w:r>
+        <w:rPr>
+          <w:rFonts w:ascii="Lato" w:hAnsi="Lato"/>
+          <w:color w:val="273540"/>
+        </w:rPr>
+        <w:t>, we have a variable name that would not otherwise be legal in Python.</w:t>
+      </w:r>
+    </w:p>
+    <w:p>
+      <w:pPr>
+        <w:pStyle w:val="NormalWeb"/>
+        <w:spacing w:before="180" w:beforeAutospacing="0" w:after="180" w:afterAutospacing="0"/>
+        <w:rPr>
+          <w:rFonts w:ascii="Lato" w:hAnsi="Lato"/>
+          <w:color w:val="273540"/>
+        </w:rPr>
+      </w:pPr>
+      <w:r>
+        <w:rPr>
+          <w:rFonts w:ascii="Lato" w:hAnsi="Lato"/>
+          <w:color w:val="273540"/>
+        </w:rPr>
+        <w:t>For example, if you have a column of data named</w:t>
+      </w:r>
+      <w:r>
+        <w:rPr>
+          <w:rStyle w:val="apple-converted-space"/>
+          <w:rFonts w:ascii="Lato" w:hAnsi="Lato"/>
+          <w:color w:val="273540"/>
+        </w:rPr>
+        <w:t> </w:t>
+      </w:r>
+      <w:r>
+        <w:rPr>
+          <w:rStyle w:val="pre"/>
+          <w:rFonts w:ascii="Monaco" w:hAnsi="Monaco" w:cs="Courier New"/>
+          <w:color w:val="C71F23"/>
+          <w:sz w:val="20"/>
+          <w:szCs w:val="20"/>
+          <w:bdr w:val="single" w:sz="6" w:space="0" w:color="E8EAEC" w:frame="1"/>
+          <w:shd w:val="clear" w:color="auto" w:fill="F2F4F4"/>
+        </w:rPr>
+        <w:t>weight.in.kg</w:t>
+      </w:r>
+      <w:r>
+        <w:rPr>
+          <w:rFonts w:ascii="Lato" w:hAnsi="Lato"/>
+          <w:color w:val="273540"/>
+        </w:rPr>
+        <w:t>, then you can’t write:</w:t>
+      </w:r>
+    </w:p>
+    <w:p>
+      <w:pPr>
+        <w:pStyle w:val="HTMLPreformatted"/>
+        <w:pBdr>
+          <w:top w:val="single" w:sz="6" w:space="7" w:color="E8EAEC"/>
+          <w:left w:val="single" w:sz="6" w:space="7" w:color="E8EAEC"/>
+          <w:bottom w:val="single" w:sz="6" w:space="7" w:color="E8EAEC"/>
+          <w:right w:val="single" w:sz="6" w:space="7" w:color="E8EAEC"/>
+        </w:pBdr>
+        <w:shd w:val="clear" w:color="auto" w:fill="F2F4F4"/>
+        <w:wordWrap w:val="0"/>
+        <w:spacing w:after="180"/>
+        <w:rPr>
+          <w:rFonts w:ascii="Monaco" w:hAnsi="Monaco"/>
+          <w:color w:val="273540"/>
+        </w:rPr>
+      </w:pPr>
+      <w:r>
+        <w:rPr>
+          <w:rStyle w:val="n"/>
+          <w:rFonts w:ascii="Monaco" w:hAnsi="Monaco"/>
+          <w:color w:val="273540"/>
+        </w:rPr>
+        <w:t>y</w:t>
+      </w:r>
+      <w:r>
+        <w:rPr>
+          <w:rFonts w:ascii="Monaco" w:hAnsi="Monaco"/>
+          <w:color w:val="273540"/>
+        </w:rPr>
+        <w:t xml:space="preserve"> </w:t>
+      </w:r>
+      <w:r>
+        <w:rPr>
+          <w:rStyle w:val="o"/>
+          <w:rFonts w:ascii="Monaco" w:hAnsi="Monaco"/>
+          <w:color w:val="273540"/>
+        </w:rPr>
+        <w:t>~</w:t>
+      </w:r>
+      <w:r>
+        <w:rPr>
+          <w:rFonts w:ascii="Monaco" w:hAnsi="Monaco"/>
+          <w:color w:val="273540"/>
+        </w:rPr>
+        <w:t xml:space="preserve"> </w:t>
+      </w:r>
+      <w:r>
+        <w:rPr>
+          <w:rStyle w:val="n"/>
+          <w:rFonts w:ascii="Monaco" w:hAnsi="Monaco"/>
+          <w:color w:val="273540"/>
+        </w:rPr>
+        <w:t>weight</w:t>
+      </w:r>
+      <w:r>
+        <w:rPr>
+          <w:rStyle w:val="o"/>
+          <w:rFonts w:ascii="Monaco" w:hAnsi="Monaco"/>
+          <w:color w:val="273540"/>
+        </w:rPr>
+        <w:t>.</w:t>
+      </w:r>
+      <w:r>
+        <w:rPr>
+          <w:rStyle w:val="ow"/>
+          <w:rFonts w:ascii="Monaco" w:hAnsi="Monaco"/>
+          <w:color w:val="273540"/>
+        </w:rPr>
+        <w:t>in</w:t>
+      </w:r>
+      <w:r>
+        <w:rPr>
+          <w:rStyle w:val="o"/>
+          <w:rFonts w:ascii="Monaco" w:hAnsi="Monaco"/>
+          <w:color w:val="273540"/>
+        </w:rPr>
+        <w:t>.</w:t>
+      </w:r>
+      <w:r>
+        <w:rPr>
+          <w:rStyle w:val="n"/>
+          <w:rFonts w:ascii="Monaco" w:hAnsi="Monaco"/>
+          <w:color w:val="273540"/>
+        </w:rPr>
+        <w:t>kg</w:t>
+      </w:r>
+    </w:p>
+    <w:p>
+      <w:pPr>
+        <w:pStyle w:val="NormalWeb"/>
+        <w:spacing w:before="180" w:beforeAutospacing="0" w:after="180" w:afterAutospacing="0"/>
+        <w:rPr>
+          <w:rFonts w:ascii="Lato" w:hAnsi="Lato"/>
+          <w:color w:val="273540"/>
+        </w:rPr>
+      </w:pPr>
+      <w:r>
+        <w:rPr>
+          <w:rFonts w:ascii="Lato" w:hAnsi="Lato"/>
+          <w:color w:val="273540"/>
+        </w:rPr>
+        <w:t>because Python will try to find a variable named</w:t>
+      </w:r>
+      <w:r>
+        <w:rPr>
+          <w:rStyle w:val="apple-converted-space"/>
+          <w:rFonts w:ascii="Lato" w:hAnsi="Lato"/>
+          <w:color w:val="273540"/>
+        </w:rPr>
+        <w:t> </w:t>
+      </w:r>
+      <w:r>
+        <w:rPr>
+          <w:rStyle w:val="pre"/>
+          <w:rFonts w:ascii="Monaco" w:hAnsi="Monaco" w:cs="Courier New"/>
+          <w:color w:val="C71F23"/>
+          <w:sz w:val="20"/>
+          <w:szCs w:val="20"/>
+          <w:bdr w:val="single" w:sz="6" w:space="0" w:color="E8EAEC" w:frame="1"/>
+          <w:shd w:val="clear" w:color="auto" w:fill="F2F4F4"/>
+        </w:rPr>
+        <w:t>weight</w:t>
+      </w:r>
+      <w:r>
+        <w:rPr>
+          <w:rFonts w:ascii="Lato" w:hAnsi="Lato"/>
+          <w:color w:val="273540"/>
+        </w:rPr>
+        <w:t>, that has an attribute named</w:t>
+      </w:r>
+      <w:r>
+        <w:rPr>
+          <w:rStyle w:val="apple-converted-space"/>
+          <w:rFonts w:ascii="Lato" w:hAnsi="Lato"/>
+          <w:color w:val="273540"/>
+        </w:rPr>
+        <w:t> </w:t>
+      </w:r>
+      <w:r>
+        <w:rPr>
+          <w:rStyle w:val="pre"/>
+          <w:rFonts w:ascii="Monaco" w:hAnsi="Monaco" w:cs="Courier New"/>
+          <w:color w:val="C71F23"/>
+          <w:sz w:val="20"/>
+          <w:szCs w:val="20"/>
+          <w:bdr w:val="single" w:sz="6" w:space="0" w:color="E8EAEC" w:frame="1"/>
+          <w:shd w:val="clear" w:color="auto" w:fill="F2F4F4"/>
+        </w:rPr>
+        <w:t>in</w:t>
+      </w:r>
+      <w:r>
+        <w:rPr>
+          <w:rFonts w:ascii="Lato" w:hAnsi="Lato"/>
+          <w:color w:val="273540"/>
+        </w:rPr>
+        <w:t>, that has an attribute named</w:t>
+      </w:r>
+      <w:r>
+        <w:rPr>
+          <w:rStyle w:val="apple-converted-space"/>
+          <w:rFonts w:ascii="Lato" w:hAnsi="Lato"/>
+          <w:color w:val="273540"/>
+        </w:rPr>
+        <w:t> </w:t>
+      </w:r>
+      <w:r>
+        <w:rPr>
+          <w:rStyle w:val="pre"/>
+          <w:rFonts w:ascii="Monaco" w:hAnsi="Monaco" w:cs="Courier New"/>
+          <w:color w:val="C71F23"/>
+          <w:sz w:val="20"/>
+          <w:szCs w:val="20"/>
+          <w:bdr w:val="single" w:sz="6" w:space="0" w:color="E8EAEC" w:frame="1"/>
+          <w:shd w:val="clear" w:color="auto" w:fill="F2F4F4"/>
+        </w:rPr>
+        <w:t>kg</w:t>
+      </w:r>
+      <w:r>
+        <w:rPr>
+          <w:rFonts w:ascii="Lato" w:hAnsi="Lato"/>
+          <w:color w:val="273540"/>
+        </w:rPr>
+        <w:t>. (And worse yet,</w:t>
+      </w:r>
+      <w:r>
+        <w:rPr>
+          <w:rStyle w:val="apple-converted-space"/>
+          <w:rFonts w:ascii="Lato" w:hAnsi="Lato"/>
+          <w:color w:val="273540"/>
+        </w:rPr>
+        <w:t> </w:t>
+      </w:r>
+      <w:r>
+        <w:rPr>
+          <w:rStyle w:val="pre"/>
+          <w:rFonts w:ascii="Monaco" w:hAnsi="Monaco" w:cs="Courier New"/>
+          <w:color w:val="C71F23"/>
+          <w:sz w:val="20"/>
+          <w:szCs w:val="20"/>
+          <w:bdr w:val="single" w:sz="6" w:space="0" w:color="E8EAEC" w:frame="1"/>
+          <w:shd w:val="clear" w:color="auto" w:fill="F2F4F4"/>
+        </w:rPr>
+        <w:t>in</w:t>
+      </w:r>
+      <w:r>
+        <w:rPr>
+          <w:rStyle w:val="apple-converted-space"/>
+          <w:rFonts w:ascii="Lato" w:hAnsi="Lato"/>
+          <w:color w:val="273540"/>
+        </w:rPr>
+        <w:t> </w:t>
+      </w:r>
+      <w:r>
+        <w:rPr>
+          <w:rFonts w:ascii="Lato" w:hAnsi="Lato"/>
+          <w:color w:val="273540"/>
+        </w:rPr>
+        <w:t>is a reserved word, which makes this example doubly broken.) Instead, write:</w:t>
+      </w:r>
+    </w:p>
+    <w:p>
+      <w:pPr>
+        <w:pStyle w:val="HTMLPreformatted"/>
+        <w:pBdr>
+          <w:top w:val="single" w:sz="6" w:space="7" w:color="E8EAEC"/>
+          <w:left w:val="single" w:sz="6" w:space="7" w:color="E8EAEC"/>
+          <w:bottom w:val="single" w:sz="6" w:space="7" w:color="E8EAEC"/>
+          <w:right w:val="single" w:sz="6" w:space="7" w:color="E8EAEC"/>
+        </w:pBdr>
+        <w:shd w:val="clear" w:color="auto" w:fill="F2F4F4"/>
+        <w:wordWrap w:val="0"/>
+        <w:spacing w:after="180"/>
+        <w:rPr>
+          <w:rFonts w:ascii="Monaco" w:hAnsi="Monaco"/>
+          <w:color w:val="273540"/>
+        </w:rPr>
+      </w:pPr>
+      <w:r>
+        <w:rPr>
+          <w:rStyle w:val="n"/>
+          <w:rFonts w:ascii="Monaco" w:hAnsi="Monaco"/>
+          <w:color w:val="273540"/>
+        </w:rPr>
+        <w:t>y</w:t>
+      </w:r>
+      <w:r>
+        <w:rPr>
+          <w:rFonts w:ascii="Monaco" w:hAnsi="Monaco"/>
+          <w:color w:val="273540"/>
+        </w:rPr>
+        <w:t xml:space="preserve"> </w:t>
+      </w:r>
+      <w:r>
+        <w:rPr>
+          <w:rStyle w:val="o"/>
+          <w:rFonts w:ascii="Monaco" w:hAnsi="Monaco"/>
+          <w:color w:val="273540"/>
+        </w:rPr>
+        <w:t>~</w:t>
+      </w:r>
+      <w:r>
+        <w:rPr>
+          <w:rFonts w:ascii="Monaco" w:hAnsi="Monaco"/>
+          <w:color w:val="273540"/>
+        </w:rPr>
+        <w:t xml:space="preserve"> </w:t>
+      </w:r>
+      <w:r>
+        <w:rPr>
+          <w:rStyle w:val="n"/>
+          <w:rFonts w:ascii="Monaco" w:hAnsi="Monaco"/>
+          <w:color w:val="273540"/>
+        </w:rPr>
+        <w:t>Q</w:t>
+      </w:r>
+      <w:r>
+        <w:rPr>
+          <w:rStyle w:val="p"/>
+          <w:rFonts w:ascii="Monaco" w:hAnsi="Monaco"/>
+          <w:color w:val="273540"/>
+        </w:rPr>
+        <w:t>(</w:t>
+      </w:r>
+      <w:r>
+        <w:rPr>
+          <w:rStyle w:val="s2"/>
+          <w:rFonts w:ascii="Monaco" w:hAnsi="Monaco"/>
+          <w:color w:val="273540"/>
+        </w:rPr>
+        <w:t>"weight.in.kg"</w:t>
+      </w:r>
+      <w:r>
+        <w:rPr>
+          <w:rStyle w:val="p"/>
+          <w:rFonts w:ascii="Monaco" w:hAnsi="Monaco"/>
+          <w:color w:val="273540"/>
+        </w:rPr>
+        <w:t>)</w:t>
+      </w:r>
+    </w:p>
+    <w:p>
+      <w:pPr>
+        <w:pStyle w:val="NormalWeb"/>
+        <w:spacing w:before="180" w:beforeAutospacing="0" w:after="180" w:afterAutospacing="0"/>
+        <w:rPr>
+          <w:rFonts w:ascii="Lato" w:hAnsi="Lato"/>
+          <w:color w:val="273540"/>
+        </w:rPr>
+      </w:pPr>
+      <w:r>
+        <w:rPr>
+          <w:rFonts w:ascii="Lato" w:hAnsi="Lato"/>
+          <w:color w:val="273540"/>
+        </w:rPr>
+        <w:t>and all will be well. Note, though, that this requires embedding a Python string inside your formula, which may require some care with your quote marks. Some standard options include:</w:t>
+      </w:r>
+    </w:p>
+    <w:p>
+      <w:pPr>
+        <w:pStyle w:val="HTMLPreformatted"/>
+        <w:pBdr>
+          <w:top w:val="single" w:sz="6" w:space="7" w:color="E8EAEC"/>
+          <w:left w:val="single" w:sz="6" w:space="7" w:color="E8EAEC"/>
+          <w:bottom w:val="single" w:sz="6" w:space="7" w:color="E8EAEC"/>
+          <w:right w:val="single" w:sz="6" w:space="7" w:color="E8EAEC"/>
+        </w:pBdr>
+        <w:shd w:val="clear" w:color="auto" w:fill="F2F4F4"/>
+        <w:wordWrap w:val="0"/>
+        <w:spacing w:after="180"/>
+        <w:rPr>
+          <w:rFonts w:ascii="Monaco" w:hAnsi="Monaco"/>
+          <w:color w:val="273540"/>
+        </w:rPr>
+      </w:pPr>
+      <w:r>
+        <w:rPr>
+          <w:rStyle w:val="n"/>
+          <w:rFonts w:ascii="Monaco" w:hAnsi="Monaco"/>
+          <w:color w:val="273540"/>
+        </w:rPr>
+        <w:t>my_fit_function</w:t>
+      </w:r>
+      <w:r>
+        <w:rPr>
+          <w:rStyle w:val="p"/>
+          <w:rFonts w:ascii="Monaco" w:hAnsi="Monaco"/>
+          <w:color w:val="273540"/>
+        </w:rPr>
+        <w:t>(</w:t>
+      </w:r>
+      <w:r>
+        <w:rPr>
+          <w:rStyle w:val="s2"/>
+          <w:rFonts w:ascii="Monaco" w:hAnsi="Monaco"/>
+          <w:color w:val="273540"/>
+        </w:rPr>
+        <w:t>"y ~ Q('weight.in.kg')"</w:t>
+      </w:r>
+      <w:r>
+        <w:rPr>
+          <w:rStyle w:val="p"/>
+          <w:rFonts w:ascii="Monaco" w:hAnsi="Monaco"/>
+          <w:color w:val="273540"/>
+        </w:rPr>
+        <w:t>,</w:t>
+      </w:r>
+      <w:r>
+        <w:rPr>
+          <w:rFonts w:ascii="Monaco" w:hAnsi="Monaco"/>
+          <w:color w:val="273540"/>
+        </w:rPr>
+        <w:t xml:space="preserve"> </w:t>
+      </w:r>
+      <w:r>
+        <w:rPr>
+          <w:rStyle w:val="o"/>
+          <w:rFonts w:ascii="Monaco" w:hAnsi="Monaco"/>
+          <w:color w:val="273540"/>
+        </w:rPr>
+        <w:t>...</w:t>
+      </w:r>
+      <w:r>
+        <w:rPr>
+          <w:rStyle w:val="p"/>
+          <w:rFonts w:ascii="Monaco" w:hAnsi="Monaco"/>
+          <w:color w:val="273540"/>
+        </w:rPr>
+        <w:t>)</w:t>
+      </w:r>
+    </w:p>
+    <w:p>
+      <w:pPr>
+        <w:pStyle w:val="HTMLPreformatted"/>
+        <w:pBdr>
+          <w:top w:val="single" w:sz="6" w:space="7" w:color="E8EAEC"/>
+          <w:left w:val="single" w:sz="6" w:space="7" w:color="E8EAEC"/>
+          <w:bottom w:val="single" w:sz="6" w:space="7" w:color="E8EAEC"/>
+          <w:right w:val="single" w:sz="6" w:space="7" w:color="E8EAEC"/>
+        </w:pBdr>
+        <w:shd w:val="clear" w:color="auto" w:fill="F2F4F4"/>
+        <w:wordWrap w:val="0"/>
+        <w:spacing w:after="180"/>
+        <w:rPr>
+          <w:rFonts w:ascii="Monaco" w:hAnsi="Monaco"/>
+          <w:color w:val="273540"/>
+        </w:rPr>
+      </w:pPr>
+      <w:r>
+        <w:rPr>
+          <w:rStyle w:val="n"/>
+          <w:rFonts w:ascii="Monaco" w:hAnsi="Monaco"/>
+          <w:color w:val="273540"/>
+        </w:rPr>
+        <w:t>my_fit_function</w:t>
+      </w:r>
+      <w:r>
+        <w:rPr>
+          <w:rStyle w:val="p"/>
+          <w:rFonts w:ascii="Monaco" w:hAnsi="Monaco"/>
+          <w:color w:val="273540"/>
+        </w:rPr>
+        <w:t>(</w:t>
+      </w:r>
+      <w:r>
+        <w:rPr>
+          <w:rStyle w:val="s1"/>
+          <w:rFonts w:ascii="Monaco" w:hAnsi="Monaco"/>
+          <w:color w:val="273540"/>
+        </w:rPr>
+        <w:t>'y ~ Q("weight.in.kg")'</w:t>
+      </w:r>
+      <w:r>
+        <w:rPr>
+          <w:rStyle w:val="p"/>
+          <w:rFonts w:ascii="Monaco" w:hAnsi="Monaco"/>
+          <w:color w:val="273540"/>
+        </w:rPr>
+        <w:t>,</w:t>
+      </w:r>
+      <w:r>
+        <w:rPr>
+          <w:rFonts w:ascii="Monaco" w:hAnsi="Monaco"/>
+          <w:color w:val="273540"/>
+        </w:rPr>
+        <w:t xml:space="preserve"> </w:t>
+      </w:r>
+      <w:r>
+        <w:rPr>
+          <w:rStyle w:val="o"/>
+          <w:rFonts w:ascii="Monaco" w:hAnsi="Monaco"/>
+          <w:color w:val="273540"/>
+        </w:rPr>
+        <w:t>...</w:t>
+      </w:r>
+      <w:r>
+        <w:rPr>
+          <w:rStyle w:val="p"/>
+          <w:rFonts w:ascii="Monaco" w:hAnsi="Monaco"/>
+          <w:color w:val="273540"/>
+        </w:rPr>
+        <w:t>)</w:t>
+      </w:r>
+    </w:p>
+    <w:p>
+      <w:pPr>
+        <w:pStyle w:val="HTMLPreformatted"/>
+        <w:pBdr>
+          <w:top w:val="single" w:sz="6" w:space="7" w:color="E8EAEC"/>
+          <w:left w:val="single" w:sz="6" w:space="7" w:color="E8EAEC"/>
+          <w:bottom w:val="single" w:sz="6" w:space="7" w:color="E8EAEC"/>
+          <w:right w:val="single" w:sz="6" w:space="7" w:color="E8EAEC"/>
+        </w:pBdr>
+        <w:shd w:val="clear" w:color="auto" w:fill="F2F4F4"/>
+        <w:wordWrap w:val="0"/>
+        <w:spacing w:after="180"/>
+        <w:rPr>
+          <w:rFonts w:ascii="Monaco" w:hAnsi="Monaco"/>
+          <w:color w:val="273540"/>
+        </w:rPr>
+      </w:pPr>
+      <w:r>
+        <w:rPr>
+          <w:rStyle w:val="n"/>
+          <w:rFonts w:ascii="Monaco" w:hAnsi="Monaco"/>
+          <w:color w:val="273540"/>
+        </w:rPr>
+        <w:t>my_fit_function</w:t>
+      </w:r>
+      <w:r>
+        <w:rPr>
+          <w:rStyle w:val="p"/>
+          <w:rFonts w:ascii="Monaco" w:hAnsi="Monaco"/>
+          <w:color w:val="273540"/>
+        </w:rPr>
+        <w:t>(</w:t>
+      </w:r>
+      <w:r>
+        <w:rPr>
+          <w:rStyle w:val="s2"/>
+          <w:rFonts w:ascii="Monaco" w:hAnsi="Monaco"/>
+          <w:color w:val="273540"/>
+        </w:rPr>
+        <w:t>"y ~ Q(</w:t>
+      </w:r>
+      <w:r>
+        <w:rPr>
+          <w:rStyle w:val="se"/>
+          <w:rFonts w:ascii="Monaco" w:hAnsi="Monaco"/>
+          <w:color w:val="273540"/>
+        </w:rPr>
+        <w:t>\"</w:t>
+      </w:r>
+      <w:r>
+        <w:rPr>
+          <w:rStyle w:val="s2"/>
+          <w:rFonts w:ascii="Monaco" w:hAnsi="Monaco"/>
+          <w:color w:val="273540"/>
+        </w:rPr>
+        <w:t>weight.in.kg</w:t>
+      </w:r>
+      <w:r>
+        <w:rPr>
+          <w:rStyle w:val="se"/>
+          <w:rFonts w:ascii="Monaco" w:hAnsi="Monaco"/>
+          <w:color w:val="273540"/>
+        </w:rPr>
+        <w:t>\"</w:t>
+      </w:r>
+      <w:r>
+        <w:rPr>
+          <w:rStyle w:val="s2"/>
+          <w:rFonts w:ascii="Monaco" w:hAnsi="Monaco"/>
+          <w:color w:val="273540"/>
+        </w:rPr>
+        <w:t>)"</w:t>
+      </w:r>
+      <w:r>
+        <w:rPr>
+          <w:rStyle w:val="p"/>
+          <w:rFonts w:ascii="Monaco" w:hAnsi="Monaco"/>
+          <w:color w:val="273540"/>
+        </w:rPr>
+        <w:t>,</w:t>
+      </w:r>
+      <w:r>
+        <w:rPr>
+          <w:rFonts w:ascii="Monaco" w:hAnsi="Monaco"/>
+          <w:color w:val="273540"/>
+        </w:rPr>
+        <w:t xml:space="preserve"> </w:t>
+      </w:r>
+      <w:r>
+        <w:rPr>
+          <w:rStyle w:val="o"/>
+          <w:rFonts w:ascii="Monaco" w:hAnsi="Monaco"/>
+          <w:color w:val="273540"/>
+        </w:rPr>
+        <w:t>...</w:t>
+      </w:r>
+      <w:r>
+        <w:rPr>
+          <w:rStyle w:val="p"/>
+          <w:rFonts w:ascii="Monaco" w:hAnsi="Monaco"/>
+          <w:color w:val="273540"/>
+        </w:rPr>
+        <w:t>)</w:t>
+      </w:r>
+    </w:p>
+    <w:p>
+      <w:pPr>
+        <w:pStyle w:val="NormalWeb"/>
+        <w:spacing w:before="180" w:beforeAutospacing="0" w:after="180" w:afterAutospacing="0"/>
+        <w:rPr>
+          <w:rFonts w:ascii="Lato" w:hAnsi="Lato"/>
+          <w:color w:val="273540"/>
+        </w:rPr>
+      </w:pPr>
+      <w:r>
+        <w:rPr>
+          <w:rFonts w:ascii="Lato" w:hAnsi="Lato"/>
+          <w:color w:val="273540"/>
+        </w:rPr>
+        <w:t>Note also that</w:t>
+      </w:r>
+      <w:r>
+        <w:rPr>
+          <w:rStyle w:val="apple-converted-space"/>
+          <w:rFonts w:ascii="Lato" w:hAnsi="Lato"/>
+          <w:color w:val="273540"/>
+        </w:rPr>
+        <w:t> </w:t>
+      </w:r>
+      <w:r>
+        <w:rPr>
+          <w:rStyle w:val="pre"/>
+          <w:rFonts w:ascii="Monaco" w:hAnsi="Monaco" w:cs="Courier New"/>
+          <w:color w:val="C71F23"/>
+          <w:sz w:val="20"/>
+          <w:szCs w:val="20"/>
+          <w:bdr w:val="single" w:sz="6" w:space="0" w:color="E8EAEC" w:frame="1"/>
+          <w:shd w:val="clear" w:color="auto" w:fill="F2F4F4"/>
+        </w:rPr>
+        <w:t>Q</w:t>
+      </w:r>
+      <w:r>
+        <w:rPr>
+          <w:rStyle w:val="apple-converted-space"/>
+          <w:rFonts w:ascii="Lato" w:hAnsi="Lato"/>
+          <w:color w:val="273540"/>
+        </w:rPr>
+        <w:t> </w:t>
+      </w:r>
+      <w:r>
+        <w:rPr>
+          <w:rFonts w:ascii="Lato" w:hAnsi="Lato"/>
+          <w:color w:val="273540"/>
+        </w:rPr>
+        <w:t>is an ordinary Python function, which means that you can use it in more complex expressions. For example, this is a legal formula:</w:t>
+      </w:r>
+    </w:p>
+    <w:p>
+      <w:pPr>
+        <w:pStyle w:val="HTMLPreformatted"/>
+        <w:pBdr>
+          <w:top w:val="single" w:sz="6" w:space="7" w:color="E8EAEC"/>
+          <w:left w:val="single" w:sz="6" w:space="7" w:color="E8EAEC"/>
+          <w:bottom w:val="single" w:sz="6" w:space="7" w:color="E8EAEC"/>
+          <w:right w:val="single" w:sz="6" w:space="7" w:color="E8EAEC"/>
+        </w:pBdr>
+        <w:shd w:val="clear" w:color="auto" w:fill="F2F4F4"/>
+        <w:wordWrap w:val="0"/>
+        <w:spacing w:after="180"/>
+        <w:rPr>
+          <w:rFonts w:ascii="Monaco" w:hAnsi="Monaco"/>
+          <w:color w:val="273540"/>
+        </w:rPr>
+      </w:pPr>
+      <w:r>
+        <w:rPr>
+          <w:rStyle w:val="n"/>
+          <w:rFonts w:ascii="Monaco" w:hAnsi="Monaco"/>
+          <w:color w:val="273540"/>
+        </w:rPr>
+        <w:t>y</w:t>
+      </w:r>
+      <w:r>
+        <w:rPr>
+          <w:rFonts w:ascii="Monaco" w:hAnsi="Monaco"/>
+          <w:color w:val="273540"/>
+        </w:rPr>
+        <w:t xml:space="preserve"> </w:t>
+      </w:r>
+      <w:r>
+        <w:rPr>
+          <w:rStyle w:val="o"/>
+          <w:rFonts w:ascii="Monaco" w:hAnsi="Monaco"/>
+          <w:color w:val="273540"/>
+        </w:rPr>
+        <w:t>~</w:t>
+      </w:r>
+      <w:r>
+        <w:rPr>
+          <w:rFonts w:ascii="Monaco" w:hAnsi="Monaco"/>
+          <w:color w:val="273540"/>
+        </w:rPr>
+        <w:t xml:space="preserve"> </w:t>
+      </w:r>
+      <w:r>
+        <w:rPr>
+          <w:rStyle w:val="n"/>
+          <w:rFonts w:ascii="Monaco" w:hAnsi="Monaco"/>
+          <w:color w:val="273540"/>
+        </w:rPr>
+        <w:t>np</w:t>
+      </w:r>
+      <w:r>
+        <w:rPr>
+          <w:rStyle w:val="o"/>
+          <w:rFonts w:ascii="Monaco" w:hAnsi="Monaco"/>
+          <w:color w:val="273540"/>
+        </w:rPr>
+        <w:t>.</w:t>
+      </w:r>
+      <w:r>
+        <w:rPr>
+          <w:rStyle w:val="n"/>
+          <w:rFonts w:ascii="Monaco" w:hAnsi="Monaco"/>
+          <w:color w:val="273540"/>
+        </w:rPr>
+        <w:t>sqrt</w:t>
+      </w:r>
+      <w:r>
+        <w:rPr>
+          <w:rStyle w:val="p"/>
+          <w:rFonts w:ascii="Monaco" w:hAnsi="Monaco"/>
+          <w:color w:val="273540"/>
+        </w:rPr>
+        <w:t>(</w:t>
+      </w:r>
+      <w:r>
+        <w:rPr>
+          <w:rStyle w:val="n"/>
+          <w:rFonts w:ascii="Monaco" w:hAnsi="Monaco"/>
+          <w:color w:val="273540"/>
+        </w:rPr>
+        <w:t>Q</w:t>
+      </w:r>
+      <w:r>
+        <w:rPr>
+          <w:rStyle w:val="p"/>
+          <w:rFonts w:ascii="Monaco" w:hAnsi="Monaco"/>
+          <w:color w:val="273540"/>
+        </w:rPr>
+        <w:t>(</w:t>
+      </w:r>
+      <w:r>
+        <w:rPr>
+          <w:rStyle w:val="s2"/>
+          <w:rFonts w:ascii="Monaco" w:hAnsi="Monaco"/>
+          <w:color w:val="273540"/>
+        </w:rPr>
+        <w:t>"weight.in.kg"</w:t>
+      </w:r>
+      <w:r>
+        <w:rPr>
+          <w:rStyle w:val="p"/>
+          <w:rFonts w:ascii="Monaco" w:hAnsi="Monaco"/>
+          <w:color w:val="273540"/>
+        </w:rPr>
+        <w:t>))</w:t>
+      </w:r>
+    </w:p>
+    <w:p>
+      <w:pPr>
+        <w:rPr>
+          <w:rFonts w:ascii="Aptos" w:hAnsi="Aptos"/>
+          <w:lang w:val="en-NL"/>
+        </w:rPr>
+      </w:pPr>
+    </w:p>
+    <w:p>
+      <w:pPr>
+        <w:rPr>
+          <w:rFonts w:ascii="Aptos" w:hAnsi="Aptos"/>
+          <w:lang w:val="en-NL"/>
+        </w:rPr>
+      </w:pPr>
+    </w:p>
+    <w:p>
+      <w:pPr>
+        <w:pStyle w:val="Heading2"/>
+        <w:spacing w:before="0"/>
+        <w:rPr>
+          <w:rFonts w:ascii="Lato" w:hAnsi="Lato"/>
+          <w:color w:val="273540"/>
+          <w:lang w:val="nl-NL"/>
+        </w:rPr>
+      </w:pPr>
+      <w:r>
+        <w:rPr>
+          <w:rFonts w:ascii="Lato" w:hAnsi="Lato"/>
+          <w:b/>
+          <w:bCs/>
+          <w:color w:val="273540"/>
+          <w:lang w:val="nl-NL"/>
+        </w:rPr>
+        <w:t>Correctie slides</w:t>
+      </w:r>
+    </w:p>
+    <w:p>
+      <w:pPr>
+        <w:pStyle w:val="NormalWeb"/>
+        <w:spacing w:before="180" w:beforeAutospacing="0" w:after="180" w:afterAutospacing="0"/>
+        <w:rPr>
+          <w:rFonts w:ascii="Lato" w:hAnsi="Lato"/>
+          <w:color w:val="273540"/>
+        </w:rPr>
+      </w:pPr>
+      <w:r>
+        <w:rPr>
+          <w:rFonts w:ascii="Lato" w:hAnsi="Lato"/>
+          <w:color w:val="273540"/>
+        </w:rPr>
+        <w:lastRenderedPageBreak/>
+        <w:t>Na de bijeenkomst van vandaag ik heb ik twee correcties gemaakt in de slides (alleen Python versie). Er was een foutje in het gebruik van I(x^2) in de formule van een model. Dit moet I(x**2) zijn om een kwadratische term op te nemen. De slides zijn aangepast.</w:t>
+      </w:r>
+    </w:p>
+    <w:p>
+      <w:pPr>
+        <w:rPr>
+          <w:rFonts w:ascii="Aptos" w:hAnsi="Aptos"/>
+          <w:lang w:val="en-NL"/>
         </w:rPr>
       </w:pPr>
     </w:p>
@@ -19297,6 +20391,116 @@
       <w:szCs w:val="28"/>
     </w:rPr>
   </w:style>
+  <w:style w:type="paragraph" w:styleId="NormalWeb">
+    <w:name w:val="Normal (Web)"/>
+    <w:basedOn w:val="Normal"/>
+    <w:uiPriority w:val="99"/>
+    <w:semiHidden/>
+    <w:unhideWhenUsed/>
+    <w:rsid w:val="00320537"/>
+    <w:pPr>
+      <w:spacing w:before="100" w:beforeAutospacing="1" w:after="100" w:afterAutospacing="1" w:line="240" w:lineRule="auto"/>
+    </w:pPr>
+    <w:rPr>
+      <w:rFonts w:ascii="Times New Roman" w:eastAsia="Times New Roman" w:hAnsi="Times New Roman" w:cs="Times New Roman"/>
+      <w:sz w:val="24"/>
+      <w:szCs w:val="24"/>
+      <w:lang w:val="en-NL" w:eastAsia="en-GB"/>
+    </w:rPr>
+  </w:style>
+  <w:style w:type="character" w:customStyle="1" w:styleId="apple-converted-space">
+    <w:name w:val="apple-converted-space"/>
+    <w:basedOn w:val="DefaultParagraphFont"/>
+    <w:rsid w:val="00320537"/>
+  </w:style>
+  <w:style w:type="character" w:customStyle="1" w:styleId="pre">
+    <w:name w:val="pre"/>
+    <w:basedOn w:val="DefaultParagraphFont"/>
+    <w:rsid w:val="00320537"/>
+  </w:style>
+  <w:style w:type="paragraph" w:styleId="HTMLPreformatted">
+    <w:name w:val="HTML Preformatted"/>
+    <w:basedOn w:val="Normal"/>
+    <w:link w:val="HTMLPreformattedChar"/>
+    <w:uiPriority w:val="99"/>
+    <w:semiHidden/>
+    <w:unhideWhenUsed/>
+    <w:rsid w:val="00320537"/>
+    <w:pPr>
+      <w:tabs>
+        <w:tab w:val="left" w:pos="916"/>
+        <w:tab w:val="left" w:pos="1832"/>
+        <w:tab w:val="left" w:pos="2748"/>
+        <w:tab w:val="left" w:pos="3664"/>
+        <w:tab w:val="left" w:pos="4580"/>
+        <w:tab w:val="left" w:pos="5496"/>
+        <w:tab w:val="left" w:pos="6412"/>
+        <w:tab w:val="left" w:pos="7328"/>
+        <w:tab w:val="left" w:pos="8244"/>
+        <w:tab w:val="left" w:pos="9160"/>
+        <w:tab w:val="left" w:pos="10076"/>
+        <w:tab w:val="left" w:pos="10992"/>
+        <w:tab w:val="left" w:pos="11908"/>
+        <w:tab w:val="left" w:pos="12824"/>
+        <w:tab w:val="left" w:pos="13740"/>
+        <w:tab w:val="left" w:pos="14656"/>
+      </w:tabs>
+      <w:spacing w:before="0" w:after="0" w:line="240" w:lineRule="auto"/>
+    </w:pPr>
+    <w:rPr>
+      <w:rFonts w:ascii="Courier New" w:eastAsia="Times New Roman" w:hAnsi="Courier New" w:cs="Courier New"/>
+      <w:lang w:val="en-NL" w:eastAsia="en-GB"/>
+    </w:rPr>
+  </w:style>
+  <w:style w:type="character" w:customStyle="1" w:styleId="HTMLPreformattedChar">
+    <w:name w:val="HTML Preformatted Char"/>
+    <w:basedOn w:val="DefaultParagraphFont"/>
+    <w:link w:val="HTMLPreformatted"/>
+    <w:uiPriority w:val="99"/>
+    <w:semiHidden/>
+    <w:rsid w:val="00320537"/>
+    <w:rPr>
+      <w:rFonts w:ascii="Courier New" w:eastAsia="Times New Roman" w:hAnsi="Courier New" w:cs="Courier New"/>
+      <w:sz w:val="20"/>
+      <w:szCs w:val="20"/>
+      <w:lang w:val="en-NL" w:eastAsia="en-GB"/>
+    </w:rPr>
+  </w:style>
+  <w:style w:type="character" w:customStyle="1" w:styleId="n">
+    <w:name w:val="n"/>
+    <w:basedOn w:val="DefaultParagraphFont"/>
+    <w:rsid w:val="00320537"/>
+  </w:style>
+  <w:style w:type="character" w:customStyle="1" w:styleId="o">
+    <w:name w:val="o"/>
+    <w:basedOn w:val="DefaultParagraphFont"/>
+    <w:rsid w:val="00320537"/>
+  </w:style>
+  <w:style w:type="character" w:customStyle="1" w:styleId="ow">
+    <w:name w:val="ow"/>
+    <w:basedOn w:val="DefaultParagraphFont"/>
+    <w:rsid w:val="00320537"/>
+  </w:style>
+  <w:style w:type="character" w:customStyle="1" w:styleId="p">
+    <w:name w:val="p"/>
+    <w:basedOn w:val="DefaultParagraphFont"/>
+    <w:rsid w:val="00320537"/>
+  </w:style>
+  <w:style w:type="character" w:customStyle="1" w:styleId="s2">
+    <w:name w:val="s2"/>
+    <w:basedOn w:val="DefaultParagraphFont"/>
+    <w:rsid w:val="00320537"/>
+  </w:style>
+  <w:style w:type="character" w:customStyle="1" w:styleId="s1">
+    <w:name w:val="s1"/>
+    <w:basedOn w:val="DefaultParagraphFont"/>
+    <w:rsid w:val="00320537"/>
+  </w:style>
+  <w:style w:type="character" w:customStyle="1" w:styleId="se">
+    <w:name w:val="se"/>
+    <w:basedOn w:val="DefaultParagraphFont"/>
+    <w:rsid w:val="00320537"/>
+  </w:style>
 </w:styles>
 </file>
 
